--- a/梁总专家咨询材料_20260602/简要项目背景.docx
+++ b/梁总专家咨询材料_20260602/简要项目背景.docx
@@ -5,9 +5,6 @@
     <w:p>
       <w:pPr>
         <w:pStyle w:val="1"/>
-        <w:rPr>
-          <w:rFonts w:hint="eastAsia"/>
-        </w:rPr>
       </w:pPr>
       <w:r>
         <w:rPr>
@@ -160,7 +157,15 @@
         <w:ind w:firstLine="480"/>
       </w:pPr>
       <w:r>
-        <w:t>多源融合在空间目标姿态感知里已有不少工作，比如光变</w:t>
+        <w:t>多源融合在空间目标姿态</w:t>
+      </w:r>
+      <w:proofErr w:type="gramStart"/>
+      <w:r>
+        <w:t>感知里</w:t>
+      </w:r>
+      <w:proofErr w:type="gramEnd"/>
+      <w:r>
+        <w:t>已有不少工作，比如光变</w:t>
       </w:r>
       <w:r>
         <w:t>+</w:t>
@@ -202,7 +207,15 @@
         <w:t xml:space="preserve"> OCS </w:t>
       </w:r>
       <w:r>
-        <w:t>和图像，再系统比较两类观测对姿态反演的贡献。</w:t>
+        <w:t>和图像，</w:t>
+      </w:r>
+      <w:proofErr w:type="gramStart"/>
+      <w:r>
+        <w:t>再系统</w:t>
+      </w:r>
+      <w:proofErr w:type="gramEnd"/>
+      <w:r>
+        <w:t>比较两类观测对姿态反演的贡献。</w:t>
       </w:r>
     </w:p>
     <w:p>
@@ -272,27 +285,7 @@
           <w:sz w:val="30"/>
           <w:szCs w:val="30"/>
         </w:rPr>
-        <w:t>三</w:t>
-      </w:r>
-      <w:r>
-        <w:rPr>
-          <w:rFonts w:hint="eastAsia"/>
-          <w:b/>
-          <w:bCs/>
-          <w:sz w:val="30"/>
-          <w:szCs w:val="30"/>
-        </w:rPr>
-        <w:t>、</w:t>
-      </w:r>
-      <w:r>
-        <w:rPr>
-          <w:rFonts w:hint="eastAsia"/>
-          <w:b/>
-          <w:bCs/>
-          <w:sz w:val="30"/>
-          <w:szCs w:val="30"/>
-        </w:rPr>
-        <w:t>请教主要问题</w:t>
+        <w:t>三、请教主要问题</w:t>
       </w:r>
     </w:p>
     <w:p>
@@ -315,9 +308,6 @@
     <w:p>
       <w:pPr>
         <w:ind w:firstLine="480"/>
-        <w:rPr>
-          <w:rFonts w:hint="eastAsia"/>
-        </w:rPr>
       </w:pPr>
     </w:p>
     <w:p>
@@ -490,20 +480,45 @@
     </w:p>
     <w:p>
       <w:pPr>
+        <w:ind w:firstLineChars="175" w:firstLine="420"/>
+      </w:pPr>
+      <w:r>
+        <w:rPr>
+          <w:rFonts w:hint="eastAsia"/>
+        </w:rPr>
+        <w:t xml:space="preserve">7. </w:t>
+      </w:r>
+      <w:r>
+        <w:rPr>
+          <w:rFonts w:hint="eastAsia"/>
+        </w:rPr>
+        <w:t>你们在干什么</w:t>
+      </w:r>
+    </w:p>
+    <w:p>
+      <w:pPr>
+        <w:ind w:firstLineChars="175" w:firstLine="420"/>
+        <w:rPr>
+          <w:rFonts w:hint="eastAsia"/>
+        </w:rPr>
+      </w:pPr>
+      <w:r>
+        <w:rPr>
+          <w:rFonts w:hint="eastAsia"/>
+        </w:rPr>
+        <w:t>8.</w:t>
+      </w:r>
+      <w:r>
+        <w:rPr>
+          <w:rFonts w:hint="eastAsia"/>
+        </w:rPr>
+        <w:t>论文投稿请教</w:t>
+      </w:r>
+    </w:p>
+    <w:p>
+      <w:pPr>
         <w:ind w:firstLine="602"/>
         <w:rPr>
-          <w:b/>
-          <w:bCs/>
-          <w:sz w:val="30"/>
-          <w:szCs w:val="30"/>
-        </w:rPr>
-      </w:pPr>
-    </w:p>
-    <w:p>
-      <w:pPr>
-        <w:ind w:firstLine="602"/>
-        <w:rPr>
-          <w:rFonts w:hint="eastAsia"/>
           <w:b/>
           <w:bCs/>
           <w:color w:val="FF0000"/>
@@ -549,7 +564,6 @@
       <w:pPr>
         <w:ind w:firstLine="602"/>
         <w:rPr>
-          <w:rFonts w:hint="eastAsia"/>
           <w:b/>
           <w:bCs/>
           <w:sz w:val="30"/>
@@ -1066,7 +1080,15 @@
         <w:t xml:space="preserve">pitch </w:t>
       </w:r>
       <w:r>
-        <w:t>当成回归问题来预测，输出角度的正余弦分量再解码回角度，避免角度在</w:t>
+        <w:t>当成回归问题来预测，输出角度的正余弦分量再</w:t>
+      </w:r>
+      <w:proofErr w:type="gramStart"/>
+      <w:r>
+        <w:t>解码回</w:t>
+      </w:r>
+      <w:proofErr w:type="gramEnd"/>
+      <w:r>
+        <w:t>角度，避免角度在</w:t>
       </w:r>
       <w:r>
         <w:t xml:space="preserve"> 0°/360° </w:t>
@@ -1264,9 +1286,6 @@
     <w:p>
       <w:pPr>
         <w:ind w:firstLine="480"/>
-        <w:rPr>
-          <w:rFonts w:hint="eastAsia"/>
-        </w:rPr>
       </w:pPr>
     </w:p>
     <w:sectPr>
@@ -2141,6 +2160,7 @@
   <w:style w:type="character" w:default="1" w:styleId="a0">
     <w:name w:val="Default Paragraph Font"/>
     <w:uiPriority w:val="1"/>
+    <w:semiHidden/>
     <w:unhideWhenUsed/>
   </w:style>
   <w:style w:type="table" w:default="1" w:styleId="a1">
